--- a/docs/SIGET_Estado_de_la_base_de_datos.docx
+++ b/docs/SIGET_Estado_de_la_base_de_datos.docx
@@ -508,7 +508,7 @@
                 <w:sz w:val="18"/>
                 <w:szCs w:val="18"/>
               </w:rPr>
-              <w:t xml:space="preserve">| ||s|i|g|e|t||:| |1|2| |t|a|b|l|a|s| |(|l|a| |n|u|e|v|a|,| ||p|e|r|f|i|l||,| |g|u|a|r|d|a| |l|o|s| |d|a|t|o|s| |p|e|r|s|o|n|a|l|e|s|)|,| |7| |f|u|n|c|i|o|n|e|s|,| |m|i|g|r|a|c|i|o|n|e|s| |0|0|2| |a| |0|0|9| |a|p|l|i|c|a|d|a|s| |</w:t>
+              <w:t xml:space="preserve">| ||s|i|g|e|t||:| |1|4| |t|a|b|l|a|s| |(||p|e|r|f|i|l|| |g|u|a|r|d|a| |l|o|s| |d|a|t|o|s| |p|e|r|s|o|n|a|l|e|s|;| ||r|e|s|t|a|b|l|e|c|i|m|i|e|n|t|o|| |y| ||r|o|t|a|c|i|o|n|_|s|e|c|r|e|t|o|| |s|i|r|v|e|n| |a| |l|a|s| |c|o|n|s|o|l|a|s|)|,| |7| |f|u|n|c|i|o|n|e|s|,| |m|i|g|r|a|c|i|o|n|e|s| |0|0|2| |a| |0|1|0| |a|p|l|i|c|a|d|a|s| |</w:t>
             </w:r>
           </w:p>
         </w:tc>
